--- a/Firewalls/Creating Firewalls.docx
+++ b/Firewalls/Creating Firewalls.docx
@@ -3,8 +3,35 @@
 <w:document xmlns:wpc="http://schemas.microsoft.com/office/word/2010/wordprocessingCanvas" xmlns:cx="http://schemas.microsoft.com/office/drawing/2014/chartex" xmlns:cx1="http://schemas.microsoft.com/office/drawing/2015/9/8/chartex" xmlns:cx2="http://schemas.microsoft.com/office/drawing/2015/10/21/chartex" xmlns:cx3="http://schemas.microsoft.com/office/drawing/2016/5/9/chartex" xmlns:cx4="http://schemas.microsoft.com/office/drawing/2016/5/10/chartex" xmlns:cx5="http://schemas.microsoft.com/office/drawing/2016/5/11/chartex" xmlns:cx6="http://schemas.microsoft.com/office/drawing/2016/5/12/chartex" xmlns:cx7="http://schemas.microsoft.com/office/drawing/2016/5/13/chartex" xmlns:cx8="http://schemas.microsoft.com/office/drawing/2016/5/14/chartex" xmlns:mc="http://schemas.openxmlformats.org/markup-compatibility/2006" xmlns:aink="http://schemas.microsoft.com/office/drawing/2016/ink" xmlns:am3d="http://schemas.microsoft.com/office/drawing/2017/model3d" xmlns:o="urn:schemas-microsoft-com:office:office" xmlns:oel="http://schemas.microsoft.com/office/2019/extlst" xmlns:r="http://schemas.openxmlformats.org/officeDocument/2006/relationships" xmlns:m="http://schemas.openxmlformats.org/officeDocument/2006/math" xmlns:v="urn:schemas-microsoft-com:vml" xmlns:wp14="http://schemas.microsoft.com/office/word/2010/wordprocessingDrawing" xmlns:wp="http://schemas.openxmlformats.org/drawingml/2006/wordprocessingDrawing" xmlns:w10="urn:schemas-microsoft-com:office:word" xmlns:w="http://schemas.openxmlformats.org/wordprocessingml/2006/main" xmlns:w14="http://schemas.microsoft.com/office/word/2010/wordml" xmlns:w15="http://schemas.microsoft.com/office/word/2012/wordml" xmlns:w16cex="http://schemas.microsoft.com/office/word/2018/wordml/cex" xmlns:w16cid="http://schemas.microsoft.com/office/word/2016/wordml/cid" xmlns:w16="http://schemas.microsoft.com/office/word/2018/wordml" xmlns:w16du="http://schemas.microsoft.com/office/word/2023/wordml/word16du" xmlns:w16sdtdh="http://schemas.microsoft.com/office/word/2020/wordml/sdtdatahash" xmlns:w16sdtfl="http://schemas.microsoft.com/office/word/2024/wordml/sdtformatlock" xmlns:w16se="http://schemas.microsoft.com/office/word/2015/wordml/symex" xmlns:wpg="http://schemas.microsoft.com/office/word/2010/wordprocessingGroup" xmlns:wpi="http://schemas.microsoft.com/office/word/2010/wordprocessingInk" xmlns:wne="http://schemas.microsoft.com/office/word/2006/wordml" xmlns:wps="http://schemas.microsoft.com/office/word/2010/wordprocessingShape" mc:Ignorable="w14 w15 w16se w16cid w16 w16cex w16sdtdh w16sdtfl w16du wp14">
   <w:body>
     <w:p>
-      <w:r>
-        <w:t xml:space="preserve">Adjusting firewall through CMD: </w:t>
+      <w:pPr>
+        <w:rPr>
+          <w:b/>
+          <w:bCs/>
+          <w:sz w:val="36"/>
+          <w:szCs w:val="36"/>
+          <w:u w:val="single"/>
+        </w:rPr>
+      </w:pPr>
+      <w:r>
+        <w:rPr>
+          <w:b/>
+          <w:bCs/>
+          <w:sz w:val="36"/>
+          <w:szCs w:val="36"/>
+          <w:highlight w:val="yellow"/>
+          <w:u w:val="single"/>
+        </w:rPr>
+        <w:t>Adjusting firewall through CMD:</w:t>
+      </w:r>
+      <w:r>
+        <w:rPr>
+          <w:b/>
+          <w:bCs/>
+          <w:sz w:val="36"/>
+          <w:szCs w:val="36"/>
+          <w:u w:val="single"/>
+        </w:rPr>
+        <w:t xml:space="preserve"> </w:t>
       </w:r>
     </w:p>
     <w:p>
@@ -34,8 +61,24 @@
           <w:ilvl w:val="0"/>
           <w:numId w:val="1"/>
         </w:numPr>
-      </w:pPr>
-      <w:r>
+        <w:rPr>
+          <w:b/>
+          <w:bCs/>
+          <w:sz w:val="28"/>
+          <w:szCs w:val="28"/>
+          <w:highlight w:val="yellow"/>
+          <w:u w:val="single"/>
+        </w:rPr>
+      </w:pPr>
+      <w:r>
+        <w:rPr>
+          <w:b/>
+          <w:bCs/>
+          <w:sz w:val="28"/>
+          <w:szCs w:val="28"/>
+          <w:highlight w:val="yellow"/>
+          <w:u w:val="single"/>
+        </w:rPr>
         <w:t xml:space="preserve">Once command prompt is open via Administrator: </w:t>
       </w:r>
     </w:p>
@@ -70,8 +113,24 @@
           <w:ilvl w:val="0"/>
           <w:numId w:val="1"/>
         </w:numPr>
-      </w:pPr>
-      <w:r>
+        <w:rPr>
+          <w:b/>
+          <w:bCs/>
+          <w:sz w:val="28"/>
+          <w:szCs w:val="28"/>
+          <w:highlight w:val="yellow"/>
+          <w:u w:val="single"/>
+        </w:rPr>
+      </w:pPr>
+      <w:r>
+        <w:rPr>
+          <w:b/>
+          <w:bCs/>
+          <w:sz w:val="28"/>
+          <w:szCs w:val="28"/>
+          <w:highlight w:val="yellow"/>
+          <w:u w:val="single"/>
+        </w:rPr>
         <w:t>You should see:</w:t>
       </w:r>
     </w:p>
@@ -130,8 +189,24 @@
           <w:ilvl w:val="0"/>
           <w:numId w:val="1"/>
         </w:numPr>
-      </w:pPr>
-      <w:r>
+        <w:rPr>
+          <w:b/>
+          <w:bCs/>
+          <w:sz w:val="28"/>
+          <w:szCs w:val="28"/>
+          <w:highlight w:val="yellow"/>
+          <w:u w:val="single"/>
+        </w:rPr>
+      </w:pPr>
+      <w:r>
+        <w:rPr>
+          <w:b/>
+          <w:bCs/>
+          <w:sz w:val="28"/>
+          <w:szCs w:val="28"/>
+          <w:highlight w:val="yellow"/>
+          <w:u w:val="single"/>
+        </w:rPr>
         <w:t xml:space="preserve">Turn firewall ON (if needed) </w:t>
       </w:r>
     </w:p>
@@ -147,6 +222,12 @@
         <w:t xml:space="preserve">Type, </w:t>
       </w:r>
       <w:r>
+        <w:rPr>
+          <w:b/>
+          <w:bCs/>
+          <w:i/>
+          <w:iCs/>
+        </w:rPr>
         <w:t>netsh advfirewall set allprofiles state on</w:t>
       </w:r>
     </w:p>
@@ -157,8 +238,24 @@
           <w:ilvl w:val="0"/>
           <w:numId w:val="1"/>
         </w:numPr>
-      </w:pPr>
-      <w:r>
+        <w:rPr>
+          <w:b/>
+          <w:bCs/>
+          <w:sz w:val="28"/>
+          <w:szCs w:val="28"/>
+          <w:highlight w:val="yellow"/>
+          <w:u w:val="single"/>
+        </w:rPr>
+      </w:pPr>
+      <w:r>
+        <w:rPr>
+          <w:b/>
+          <w:bCs/>
+          <w:sz w:val="28"/>
+          <w:szCs w:val="28"/>
+          <w:highlight w:val="yellow"/>
+          <w:u w:val="single"/>
+        </w:rPr>
         <w:t xml:space="preserve">Block a Specific Port (Example: Port 4444) </w:t>
       </w:r>
     </w:p>
@@ -174,6 +271,12 @@
         <w:t xml:space="preserve">Type, </w:t>
       </w:r>
       <w:r>
+        <w:rPr>
+          <w:b/>
+          <w:bCs/>
+          <w:i/>
+          <w:iCs/>
+        </w:rPr>
         <w:t>netsh advfirewall firewall add rule name="Block Port 4444" dir=in action=block protocol=TCP localport=4444</w:t>
       </w:r>
     </w:p>
@@ -184,8 +287,22 @@
           <w:ilvl w:val="2"/>
           <w:numId w:val="1"/>
         </w:numPr>
-      </w:pPr>
-      <w:r>
+        <w:rPr>
+          <w:b/>
+          <w:bCs/>
+          <w:sz w:val="32"/>
+          <w:szCs w:val="32"/>
+          <w:highlight w:val="cyan"/>
+        </w:rPr>
+      </w:pPr>
+      <w:r>
+        <w:rPr>
+          <w:b/>
+          <w:bCs/>
+          <w:sz w:val="32"/>
+          <w:szCs w:val="32"/>
+          <w:highlight w:val="cyan"/>
+        </w:rPr>
         <w:t>Translation:</w:t>
       </w:r>
     </w:p>
@@ -250,8 +367,24 @@
           <w:ilvl w:val="0"/>
           <w:numId w:val="1"/>
         </w:numPr>
-      </w:pPr>
-      <w:r>
+        <w:rPr>
+          <w:b/>
+          <w:bCs/>
+          <w:sz w:val="28"/>
+          <w:szCs w:val="28"/>
+          <w:highlight w:val="yellow"/>
+          <w:u w:val="single"/>
+        </w:rPr>
+      </w:pPr>
+      <w:r>
+        <w:rPr>
+          <w:b/>
+          <w:bCs/>
+          <w:sz w:val="28"/>
+          <w:szCs w:val="28"/>
+          <w:highlight w:val="yellow"/>
+          <w:u w:val="single"/>
+        </w:rPr>
         <w:t xml:space="preserve">Block an IP address </w:t>
       </w:r>
     </w:p>
@@ -262,19 +395,43 @@
           <w:ilvl w:val="1"/>
           <w:numId w:val="1"/>
         </w:numPr>
+        <w:rPr>
+          <w:b/>
+          <w:bCs/>
+          <w:i/>
+          <w:iCs/>
+        </w:rPr>
       </w:pPr>
       <w:r>
         <w:t xml:space="preserve">Type, </w:t>
       </w:r>
       <w:r>
+        <w:rPr>
+          <w:b/>
+          <w:bCs/>
+          <w:i/>
+          <w:iCs/>
+        </w:rPr>
         <w:t xml:space="preserve">netsh advfirewall firewall add rule name="Block Bad IP" dir=in action=block </w:t>
       </w:r>
       <w:proofErr w:type="spellStart"/>
       <w:r>
+        <w:rPr>
+          <w:b/>
+          <w:bCs/>
+          <w:i/>
+          <w:iCs/>
+        </w:rPr>
         <w:t>remoteip</w:t>
       </w:r>
       <w:proofErr w:type="spellEnd"/>
       <w:r>
+        <w:rPr>
+          <w:b/>
+          <w:bCs/>
+          <w:i/>
+          <w:iCs/>
+        </w:rPr>
         <w:t>=192.168.1.100</w:t>
       </w:r>
     </w:p>
@@ -285,8 +442,24 @@
           <w:ilvl w:val="0"/>
           <w:numId w:val="1"/>
         </w:numPr>
-      </w:pPr>
-      <w:r>
+        <w:rPr>
+          <w:b/>
+          <w:bCs/>
+          <w:sz w:val="28"/>
+          <w:szCs w:val="28"/>
+          <w:highlight w:val="yellow"/>
+          <w:u w:val="single"/>
+        </w:rPr>
+      </w:pPr>
+      <w:r>
+        <w:rPr>
+          <w:b/>
+          <w:bCs/>
+          <w:sz w:val="28"/>
+          <w:szCs w:val="28"/>
+          <w:highlight w:val="yellow"/>
+          <w:u w:val="single"/>
+        </w:rPr>
         <w:t xml:space="preserve">Allow something (important) </w:t>
       </w:r>
     </w:p>
@@ -312,8 +485,24 @@
           <w:ilvl w:val="0"/>
           <w:numId w:val="1"/>
         </w:numPr>
-      </w:pPr>
-      <w:r>
+        <w:rPr>
+          <w:b/>
+          <w:bCs/>
+          <w:sz w:val="28"/>
+          <w:szCs w:val="28"/>
+          <w:highlight w:val="yellow"/>
+          <w:u w:val="single"/>
+        </w:rPr>
+      </w:pPr>
+      <w:r>
+        <w:rPr>
+          <w:b/>
+          <w:bCs/>
+          <w:sz w:val="28"/>
+          <w:szCs w:val="28"/>
+          <w:highlight w:val="yellow"/>
+          <w:u w:val="single"/>
+        </w:rPr>
         <w:t xml:space="preserve">View all rules </w:t>
       </w:r>
     </w:p>
@@ -339,8 +528,24 @@
           <w:ilvl w:val="0"/>
           <w:numId w:val="1"/>
         </w:numPr>
-      </w:pPr>
-      <w:r>
+        <w:rPr>
+          <w:b/>
+          <w:bCs/>
+          <w:sz w:val="28"/>
+          <w:szCs w:val="28"/>
+          <w:highlight w:val="yellow"/>
+          <w:u w:val="single"/>
+        </w:rPr>
+      </w:pPr>
+      <w:r>
+        <w:rPr>
+          <w:b/>
+          <w:bCs/>
+          <w:sz w:val="28"/>
+          <w:szCs w:val="28"/>
+          <w:highlight w:val="yellow"/>
+          <w:u w:val="single"/>
+        </w:rPr>
         <w:t xml:space="preserve">Pro-level Moves (where you start thinking like a defender) </w:t>
       </w:r>
     </w:p>
@@ -351,8 +556,22 @@
           <w:ilvl w:val="1"/>
           <w:numId w:val="1"/>
         </w:numPr>
-      </w:pPr>
-      <w:r>
+        <w:rPr>
+          <w:b/>
+          <w:bCs/>
+          <w:sz w:val="32"/>
+          <w:szCs w:val="32"/>
+          <w:highlight w:val="cyan"/>
+        </w:rPr>
+      </w:pPr>
+      <w:r>
+        <w:rPr>
+          <w:b/>
+          <w:bCs/>
+          <w:sz w:val="32"/>
+          <w:szCs w:val="32"/>
+          <w:highlight w:val="cyan"/>
+        </w:rPr>
         <w:t>Block ALL incoming except what you allow:</w:t>
       </w:r>
     </w:p>
@@ -365,24 +584,17 @@
         </w:numPr>
       </w:pPr>
       <w:r>
-        <w:t xml:space="preserve">Type, </w:t>
-      </w:r>
-      <w:r>
-        <w:t xml:space="preserve">netsh advfirewall set allprofiles </w:t>
-      </w:r>
-      <w:proofErr w:type="spellStart"/>
-      <w:r>
-        <w:t>firewallpolicy</w:t>
-      </w:r>
-      <w:proofErr w:type="spellEnd"/>
-      <w:r>
-        <w:t xml:space="preserve"> </w:t>
-      </w:r>
-      <w:proofErr w:type="spellStart"/>
-      <w:r>
-        <w:t>blockinbound,allowoutbound</w:t>
-      </w:r>
-      <w:proofErr w:type="spellEnd"/>
+        <w:t>Type</w:t>
+      </w:r>
+      <w:r>
+        <w:rPr>
+          <w:b/>
+          <w:bCs/>
+          <w:i/>
+          <w:iCs/>
+        </w:rPr>
+        <w:t>, netsh advfirewall set allprofiles firewallpolicy blockinbound,allowoutbound</w:t>
+      </w:r>
     </w:p>
     <w:p>
       <w:pPr>
@@ -391,8 +603,22 @@
           <w:ilvl w:val="3"/>
           <w:numId w:val="1"/>
         </w:numPr>
-      </w:pPr>
-      <w:r>
+        <w:rPr>
+          <w:b/>
+          <w:bCs/>
+          <w:sz w:val="32"/>
+          <w:szCs w:val="32"/>
+          <w:highlight w:val="cyan"/>
+        </w:rPr>
+      </w:pPr>
+      <w:r>
+        <w:rPr>
+          <w:b/>
+          <w:bCs/>
+          <w:sz w:val="32"/>
+          <w:szCs w:val="32"/>
+          <w:highlight w:val="cyan"/>
+        </w:rPr>
         <w:t>This is a stronger stance:</w:t>
       </w:r>
     </w:p>
@@ -427,8 +653,25 @@
           <w:ilvl w:val="1"/>
           <w:numId w:val="1"/>
         </w:numPr>
-      </w:pPr>
-      <w:r>
+        <w:rPr>
+          <w:b/>
+          <w:bCs/>
+          <w:sz w:val="28"/>
+          <w:szCs w:val="28"/>
+          <w:highlight w:val="yellow"/>
+          <w:u w:val="single"/>
+        </w:rPr>
+      </w:pPr>
+      <w:r>
+        <w:rPr>
+          <w:b/>
+          <w:bCs/>
+          <w:sz w:val="28"/>
+          <w:szCs w:val="28"/>
+          <w:highlight w:val="yellow"/>
+          <w:u w:val="single"/>
+        </w:rPr>
+        <w:lastRenderedPageBreak/>
         <w:t xml:space="preserve">Log dropped packets (super useful for learning) </w:t>
       </w:r>
     </w:p>
@@ -439,28 +682,63 @@
           <w:ilvl w:val="2"/>
           <w:numId w:val="1"/>
         </w:numPr>
-      </w:pPr>
-      <w:r>
-        <w:lastRenderedPageBreak/>
+        <w:rPr>
+          <w:b/>
+          <w:bCs/>
+          <w:i/>
+          <w:iCs/>
+        </w:rPr>
+      </w:pPr>
+      <w:r>
         <w:t xml:space="preserve">Type, </w:t>
       </w:r>
       <w:r>
+        <w:rPr>
+          <w:b/>
+          <w:bCs/>
+          <w:i/>
+          <w:iCs/>
+        </w:rPr>
         <w:t xml:space="preserve">netsh advfirewall set </w:t>
       </w:r>
       <w:proofErr w:type="spellStart"/>
       <w:r>
+        <w:rPr>
+          <w:b/>
+          <w:bCs/>
+          <w:i/>
+          <w:iCs/>
+        </w:rPr>
         <w:t>currentprofile</w:t>
       </w:r>
       <w:proofErr w:type="spellEnd"/>
       <w:r>
+        <w:rPr>
+          <w:b/>
+          <w:bCs/>
+          <w:i/>
+          <w:iCs/>
+        </w:rPr>
         <w:t xml:space="preserve"> logging </w:t>
       </w:r>
       <w:proofErr w:type="spellStart"/>
       <w:r>
+        <w:rPr>
+          <w:b/>
+          <w:bCs/>
+          <w:i/>
+          <w:iCs/>
+        </w:rPr>
         <w:t>droppedconnections</w:t>
       </w:r>
       <w:proofErr w:type="spellEnd"/>
       <w:r>
+        <w:rPr>
+          <w:b/>
+          <w:bCs/>
+          <w:i/>
+          <w:iCs/>
+        </w:rPr>
         <w:t xml:space="preserve"> enable</w:t>
       </w:r>
     </w:p>
@@ -483,8 +761,24 @@
           <w:ilvl w:val="0"/>
           <w:numId w:val="1"/>
         </w:numPr>
-      </w:pPr>
-      <w:r>
+        <w:rPr>
+          <w:b/>
+          <w:bCs/>
+          <w:sz w:val="36"/>
+          <w:szCs w:val="36"/>
+          <w:highlight w:val="yellow"/>
+          <w:u w:val="single"/>
+        </w:rPr>
+      </w:pPr>
+      <w:r>
+        <w:rPr>
+          <w:b/>
+          <w:bCs/>
+          <w:sz w:val="36"/>
+          <w:szCs w:val="36"/>
+          <w:highlight w:val="yellow"/>
+          <w:u w:val="single"/>
+        </w:rPr>
         <w:t>For suspicion of being tracked:</w:t>
       </w:r>
     </w:p>
@@ -495,8 +789,22 @@
           <w:ilvl w:val="1"/>
           <w:numId w:val="1"/>
         </w:numPr>
-      </w:pPr>
-      <w:r>
+        <w:rPr>
+          <w:b/>
+          <w:bCs/>
+          <w:sz w:val="32"/>
+          <w:szCs w:val="32"/>
+          <w:highlight w:val="cyan"/>
+        </w:rPr>
+      </w:pPr>
+      <w:r>
+        <w:rPr>
+          <w:b/>
+          <w:bCs/>
+          <w:sz w:val="32"/>
+          <w:szCs w:val="32"/>
+          <w:highlight w:val="cyan"/>
+        </w:rPr>
         <w:t>Think of firewall rules like:</w:t>
       </w:r>
     </w:p>
@@ -514,7 +822,24 @@
     </w:p>
     <w:p/>
     <w:p>
-      <w:r>
+      <w:pPr>
+        <w:rPr>
+          <w:b/>
+          <w:bCs/>
+          <w:sz w:val="36"/>
+          <w:szCs w:val="36"/>
+          <w:u w:val="single"/>
+        </w:rPr>
+      </w:pPr>
+      <w:r>
+        <w:rPr>
+          <w:b/>
+          <w:bCs/>
+          <w:sz w:val="36"/>
+          <w:szCs w:val="36"/>
+          <w:highlight w:val="yellow"/>
+          <w:u w:val="single"/>
+        </w:rPr>
         <w:t>Going Deeper:</w:t>
       </w:r>
     </w:p>
@@ -525,8 +850,24 @@
           <w:ilvl w:val="0"/>
           <w:numId w:val="3"/>
         </w:numPr>
-      </w:pPr>
-      <w:r>
+        <w:rPr>
+          <w:b/>
+          <w:bCs/>
+          <w:sz w:val="36"/>
+          <w:szCs w:val="36"/>
+          <w:highlight w:val="yellow"/>
+          <w:u w:val="single"/>
+        </w:rPr>
+      </w:pPr>
+      <w:r>
+        <w:rPr>
+          <w:b/>
+          <w:bCs/>
+          <w:sz w:val="36"/>
+          <w:szCs w:val="36"/>
+          <w:highlight w:val="yellow"/>
+          <w:u w:val="single"/>
+        </w:rPr>
         <w:t xml:space="preserve">Level 1: user control (surface layer) </w:t>
       </w:r>
     </w:p>
@@ -537,8 +878,24 @@
           <w:ilvl w:val="0"/>
           <w:numId w:val="3"/>
         </w:numPr>
-      </w:pPr>
-      <w:r>
+        <w:rPr>
+          <w:b/>
+          <w:bCs/>
+          <w:sz w:val="36"/>
+          <w:szCs w:val="36"/>
+          <w:highlight w:val="yellow"/>
+          <w:u w:val="single"/>
+        </w:rPr>
+      </w:pPr>
+      <w:r>
+        <w:rPr>
+          <w:b/>
+          <w:bCs/>
+          <w:sz w:val="36"/>
+          <w:szCs w:val="36"/>
+          <w:highlight w:val="yellow"/>
+          <w:u w:val="single"/>
+        </w:rPr>
         <w:t xml:space="preserve">Level 2: System Defender (Where you’re heading) </w:t>
       </w:r>
     </w:p>
@@ -585,8 +942,22 @@
           <w:ilvl w:val="1"/>
           <w:numId w:val="3"/>
         </w:numPr>
-      </w:pPr>
-      <w:r>
+        <w:rPr>
+          <w:b/>
+          <w:bCs/>
+          <w:sz w:val="32"/>
+          <w:szCs w:val="32"/>
+          <w:highlight w:val="cyan"/>
+        </w:rPr>
+      </w:pPr>
+      <w:r>
+        <w:rPr>
+          <w:b/>
+          <w:bCs/>
+          <w:sz w:val="32"/>
+          <w:szCs w:val="32"/>
+          <w:highlight w:val="cyan"/>
+        </w:rPr>
         <w:t xml:space="preserve">Use tools like </w:t>
       </w:r>
     </w:p>
@@ -597,12 +968,34 @@
           <w:ilvl w:val="2"/>
           <w:numId w:val="3"/>
         </w:numPr>
-      </w:pPr>
-      <w:r>
-        <w:t>Netstat -</w:t>
+        <w:rPr>
+          <w:b/>
+          <w:bCs/>
+        </w:rPr>
+      </w:pPr>
+      <w:r>
+        <w:t>Type</w:t>
+      </w:r>
+      <w:r>
+        <w:rPr>
+          <w:b/>
+          <w:bCs/>
+        </w:rPr>
+        <w:t>, n</w:t>
+      </w:r>
+      <w:r>
+        <w:rPr>
+          <w:b/>
+          <w:bCs/>
+        </w:rPr>
+        <w:t>etstat -</w:t>
       </w:r>
       <w:proofErr w:type="spellStart"/>
       <w:r>
+        <w:rPr>
+          <w:b/>
+          <w:bCs/>
+        </w:rPr>
         <w:t>ano</w:t>
       </w:r>
       <w:proofErr w:type="spellEnd"/>
@@ -647,11 +1040,220 @@
       <w:pPr>
         <w:pStyle w:val="ListParagraph"/>
         <w:numPr>
+          <w:ilvl w:val="1"/>
+          <w:numId w:val="3"/>
+        </w:numPr>
+        <w:rPr>
+          <w:b/>
+          <w:bCs/>
+          <w:sz w:val="32"/>
+          <w:szCs w:val="32"/>
+          <w:highlight w:val="cyan"/>
+        </w:rPr>
+      </w:pPr>
+      <w:r>
+        <w:rPr>
+          <w:b/>
+          <w:bCs/>
+          <w:sz w:val="32"/>
+          <w:szCs w:val="32"/>
+          <w:highlight w:val="cyan"/>
+        </w:rPr>
+        <w:t>How to identify the Specific Program</w:t>
+      </w:r>
+    </w:p>
+    <w:p>
+      <w:pPr>
+        <w:pStyle w:val="ListParagraph"/>
+        <w:numPr>
+          <w:ilvl w:val="2"/>
+          <w:numId w:val="3"/>
+        </w:numPr>
+      </w:pPr>
+      <w:r>
+        <w:t xml:space="preserve">To see exactly which program is using this port, run the following command in a Command Prompt (Admin): </w:t>
+      </w:r>
+    </w:p>
+    <w:p>
+      <w:pPr>
+        <w:pStyle w:val="ListParagraph"/>
+        <w:numPr>
+          <w:ilvl w:val="3"/>
+          <w:numId w:val="3"/>
+        </w:numPr>
+      </w:pPr>
+      <w:r>
+        <w:t xml:space="preserve">Type, </w:t>
+      </w:r>
+      <w:r>
+        <w:rPr>
+          <w:b/>
+          <w:bCs/>
+          <w:i/>
+          <w:iCs/>
+        </w:rPr>
+        <w:t>netstat -</w:t>
+      </w:r>
+      <w:proofErr w:type="spellStart"/>
+      <w:r>
+        <w:rPr>
+          <w:b/>
+          <w:bCs/>
+          <w:i/>
+          <w:iCs/>
+        </w:rPr>
+        <w:t>ano</w:t>
+      </w:r>
+      <w:proofErr w:type="spellEnd"/>
+      <w:r>
+        <w:rPr>
+          <w:b/>
+          <w:bCs/>
+          <w:i/>
+          <w:iCs/>
+        </w:rPr>
+        <w:t xml:space="preserve"> | </w:t>
+      </w:r>
+      <w:proofErr w:type="spellStart"/>
+      <w:r>
+        <w:rPr>
+          <w:b/>
+          <w:bCs/>
+          <w:i/>
+          <w:iCs/>
+        </w:rPr>
+        <w:t>findstr</w:t>
+      </w:r>
+      <w:proofErr w:type="spellEnd"/>
+      <w:r>
+        <w:rPr>
+          <w:b/>
+          <w:bCs/>
+          <w:i/>
+          <w:iCs/>
+        </w:rPr>
+        <w:t xml:space="preserve"> :49715</w:t>
+      </w:r>
+    </w:p>
+    <w:p>
+      <w:pPr>
+        <w:pStyle w:val="ListParagraph"/>
+        <w:numPr>
+          <w:ilvl w:val="4"/>
+          <w:numId w:val="3"/>
+        </w:numPr>
+      </w:pPr>
+      <w:r>
+        <w:rPr>
+          <w:b/>
+          <w:bCs/>
+          <w:color w:val="EE0000"/>
+        </w:rPr>
+        <w:t>Note</w:t>
+      </w:r>
+      <w:r>
+        <w:t xml:space="preserve">: the number at the far right of the output-this is the Process ID (PID). </w:t>
+      </w:r>
+    </w:p>
+    <w:p>
+      <w:pPr>
+        <w:pStyle w:val="ListParagraph"/>
+        <w:numPr>
+          <w:ilvl w:val="3"/>
+          <w:numId w:val="3"/>
+        </w:numPr>
+      </w:pPr>
+      <w:r>
+        <w:t>Open task manager (</w:t>
+      </w:r>
+      <w:proofErr w:type="spellStart"/>
+      <w:r>
+        <w:rPr>
+          <w:b/>
+          <w:bCs/>
+          <w:i/>
+          <w:iCs/>
+        </w:rPr>
+        <w:t>Ctrl+Shift+Esc</w:t>
+      </w:r>
+      <w:proofErr w:type="spellEnd"/>
+      <w:r>
+        <w:t xml:space="preserve">). </w:t>
+      </w:r>
+    </w:p>
+    <w:p>
+      <w:pPr>
+        <w:pStyle w:val="ListParagraph"/>
+        <w:numPr>
+          <w:ilvl w:val="4"/>
+          <w:numId w:val="3"/>
+        </w:numPr>
+      </w:pPr>
+      <w:r>
+        <w:t xml:space="preserve">Go to details tab and look for the matching PID to see the name of the application. </w:t>
+      </w:r>
+    </w:p>
+    <w:p>
+      <w:pPr>
+        <w:pStyle w:val="ListParagraph"/>
+        <w:numPr>
+          <w:ilvl w:val="3"/>
+          <w:numId w:val="3"/>
+        </w:numPr>
+      </w:pPr>
+      <w:r>
+        <w:t xml:space="preserve">Run, </w:t>
+      </w:r>
+      <w:r>
+        <w:rPr>
+          <w:b/>
+          <w:bCs/>
+          <w:i/>
+          <w:iCs/>
+        </w:rPr>
+        <w:t>netstat -ab</w:t>
+      </w:r>
+      <w:r>
+        <w:t xml:space="preserve"> </w:t>
+      </w:r>
+    </w:p>
+    <w:p>
+      <w:pPr>
+        <w:pStyle w:val="ListParagraph"/>
+        <w:numPr>
+          <w:ilvl w:val="4"/>
+          <w:numId w:val="3"/>
+        </w:numPr>
+      </w:pPr>
+      <w:r>
+        <w:t xml:space="preserve">to see the executable name directly in the command line. </w:t>
+      </w:r>
+    </w:p>
+    <w:p>
+      <w:pPr>
+        <w:pStyle w:val="ListParagraph"/>
+        <w:numPr>
           <w:ilvl w:val="0"/>
           <w:numId w:val="3"/>
         </w:numPr>
-      </w:pPr>
-      <w:r>
+        <w:rPr>
+          <w:b/>
+          <w:bCs/>
+          <w:sz w:val="36"/>
+          <w:szCs w:val="36"/>
+          <w:highlight w:val="yellow"/>
+          <w:u w:val="single"/>
+        </w:rPr>
+      </w:pPr>
+      <w:r>
+        <w:rPr>
+          <w:b/>
+          <w:bCs/>
+          <w:sz w:val="36"/>
+          <w:szCs w:val="36"/>
+          <w:highlight w:val="yellow"/>
+          <w:u w:val="single"/>
+        </w:rPr>
         <w:t xml:space="preserve">Level 3: Network Thinker </w:t>
       </w:r>
     </w:p>
@@ -674,8 +1276,22 @@
           <w:ilvl w:val="2"/>
           <w:numId w:val="3"/>
         </w:numPr>
-      </w:pPr>
-      <w:r>
+        <w:rPr>
+          <w:b/>
+          <w:bCs/>
+          <w:sz w:val="32"/>
+          <w:szCs w:val="32"/>
+          <w:highlight w:val="cyan"/>
+        </w:rPr>
+      </w:pPr>
+      <w:r>
+        <w:rPr>
+          <w:b/>
+          <w:bCs/>
+          <w:sz w:val="32"/>
+          <w:szCs w:val="32"/>
+          <w:highlight w:val="cyan"/>
+        </w:rPr>
         <w:t xml:space="preserve">Understand: </w:t>
       </w:r>
     </w:p>
@@ -688,6 +1304,7 @@
         </w:numPr>
       </w:pPr>
       <w:r>
+        <w:lastRenderedPageBreak/>
         <w:t xml:space="preserve">TCP vs UDP (like mail vs walkie-talkie) </w:t>
       </w:r>
     </w:p>
@@ -710,8 +1327,22 @@
           <w:ilvl w:val="2"/>
           <w:numId w:val="3"/>
         </w:numPr>
-      </w:pPr>
-      <w:r>
+        <w:rPr>
+          <w:b/>
+          <w:bCs/>
+          <w:sz w:val="32"/>
+          <w:szCs w:val="32"/>
+          <w:highlight w:val="cyan"/>
+        </w:rPr>
+      </w:pPr>
+      <w:r>
+        <w:rPr>
+          <w:b/>
+          <w:bCs/>
+          <w:sz w:val="32"/>
+          <w:szCs w:val="32"/>
+          <w:highlight w:val="cyan"/>
+        </w:rPr>
         <w:t xml:space="preserve">Analyze </w:t>
       </w:r>
     </w:p>
@@ -734,8 +1365,22 @@
           <w:ilvl w:val="2"/>
           <w:numId w:val="3"/>
         </w:numPr>
-      </w:pPr>
-      <w:r>
+        <w:rPr>
+          <w:b/>
+          <w:bCs/>
+          <w:sz w:val="32"/>
+          <w:szCs w:val="32"/>
+          <w:highlight w:val="cyan"/>
+        </w:rPr>
+      </w:pPr>
+      <w:r>
+        <w:rPr>
+          <w:b/>
+          <w:bCs/>
+          <w:sz w:val="32"/>
+          <w:szCs w:val="32"/>
+          <w:highlight w:val="cyan"/>
+        </w:rPr>
         <w:t xml:space="preserve">Ask </w:t>
       </w:r>
     </w:p>
@@ -758,8 +1403,24 @@
           <w:ilvl w:val="0"/>
           <w:numId w:val="3"/>
         </w:numPr>
-      </w:pPr>
-      <w:r>
+        <w:rPr>
+          <w:b/>
+          <w:bCs/>
+          <w:sz w:val="36"/>
+          <w:szCs w:val="36"/>
+          <w:highlight w:val="yellow"/>
+          <w:u w:val="single"/>
+        </w:rPr>
+      </w:pPr>
+      <w:r>
+        <w:rPr>
+          <w:b/>
+          <w:bCs/>
+          <w:sz w:val="36"/>
+          <w:szCs w:val="36"/>
+          <w:highlight w:val="yellow"/>
+          <w:u w:val="single"/>
+        </w:rPr>
         <w:t>Level 4: Hunter / Investigator:</w:t>
       </w:r>
     </w:p>
@@ -770,8 +1431,22 @@
           <w:ilvl w:val="1"/>
           <w:numId w:val="3"/>
         </w:numPr>
-      </w:pPr>
-      <w:r>
+        <w:rPr>
+          <w:b/>
+          <w:bCs/>
+          <w:sz w:val="32"/>
+          <w:szCs w:val="32"/>
+          <w:highlight w:val="cyan"/>
+        </w:rPr>
+      </w:pPr>
+      <w:r>
+        <w:rPr>
+          <w:b/>
+          <w:bCs/>
+          <w:sz w:val="32"/>
+          <w:szCs w:val="32"/>
+          <w:highlight w:val="cyan"/>
+        </w:rPr>
         <w:t xml:space="preserve">Now we’re in your lane based on everything you’ve told me. </w:t>
       </w:r>
     </w:p>
@@ -808,7 +1483,16 @@
         </w:numPr>
       </w:pPr>
       <w:r>
-        <w:t xml:space="preserve">Identify: </w:t>
+        <w:rPr>
+          <w:b/>
+          <w:bCs/>
+          <w:i/>
+          <w:iCs/>
+        </w:rPr>
+        <w:t>Identify</w:t>
+      </w:r>
+      <w:r>
+        <w:t xml:space="preserve">: </w:t>
       </w:r>
     </w:p>
     <w:p>
@@ -848,8 +1532,24 @@
           <w:ilvl w:val="2"/>
           <w:numId w:val="3"/>
         </w:numPr>
-      </w:pPr>
-      <w:r>
+        <w:rPr>
+          <w:b/>
+          <w:bCs/>
+          <w:sz w:val="28"/>
+          <w:szCs w:val="28"/>
+          <w:highlight w:val="yellow"/>
+          <w:u w:val="single"/>
+        </w:rPr>
+      </w:pPr>
+      <w:r>
+        <w:rPr>
+          <w:b/>
+          <w:bCs/>
+          <w:sz w:val="28"/>
+          <w:szCs w:val="28"/>
+          <w:highlight w:val="yellow"/>
+          <w:u w:val="single"/>
+        </w:rPr>
         <w:t xml:space="preserve">Use tools like </w:t>
       </w:r>
     </w:p>
@@ -873,13 +1573,426 @@
           <w:numId w:val="3"/>
         </w:numPr>
       </w:pPr>
+      <w:r>
+        <w:rPr>
+          <w:b/>
+          <w:bCs/>
+          <w:i/>
+          <w:iCs/>
+        </w:rPr>
+        <w:t>Sysinternals</w:t>
+      </w:r>
+      <w:r>
+        <w:t xml:space="preserve"> (Autorun, process Explorer) </w:t>
+      </w:r>
+    </w:p>
+    <w:p>
+      <w:pPr>
+        <w:pStyle w:val="ListParagraph"/>
+        <w:numPr>
+          <w:ilvl w:val="4"/>
+          <w:numId w:val="3"/>
+        </w:numPr>
+      </w:pPr>
+      <w:r>
+        <w:rPr>
+          <w:b/>
+          <w:bCs/>
+          <w:i/>
+          <w:iCs/>
+        </w:rPr>
+        <w:t xml:space="preserve">Microsoft Sysinternals Process Explorer </w:t>
+      </w:r>
+    </w:p>
+    <w:p>
+      <w:pPr>
+        <w:pStyle w:val="ListParagraph"/>
+        <w:numPr>
+          <w:ilvl w:val="5"/>
+          <w:numId w:val="3"/>
+        </w:numPr>
+      </w:pPr>
+      <w:r>
+        <w:t xml:space="preserve">to see exactly where that file is stored on your drive. </w:t>
+      </w:r>
+    </w:p>
+    <w:p>
+      <w:pPr>
+        <w:pStyle w:val="ListParagraph"/>
+        <w:numPr>
+          <w:ilvl w:val="4"/>
+          <w:numId w:val="3"/>
+        </w:numPr>
+        <w:rPr>
+          <w:b/>
+          <w:bCs/>
+          <w:i/>
+          <w:iCs/>
+        </w:rPr>
+      </w:pPr>
+      <w:r>
+        <w:rPr>
+          <w:b/>
+          <w:bCs/>
+          <w:i/>
+          <w:iCs/>
+        </w:rPr>
+        <w:t xml:space="preserve">TCPView Download </w:t>
+      </w:r>
+    </w:p>
+    <w:p>
+      <w:pPr>
+        <w:pStyle w:val="ListParagraph"/>
+        <w:numPr>
+          <w:ilvl w:val="4"/>
+          <w:numId w:val="3"/>
+        </w:numPr>
+      </w:pPr>
+      <w:r>
+        <w:t xml:space="preserve">TCPView is a Windows program that will show you detailed listings of all TCP and UDP endpoints on your system, including the local and remote addresses and stat of TCP connections. </w:t>
+      </w:r>
+    </w:p>
+    <w:p>
+      <w:pPr>
+        <w:pStyle w:val="ListParagraph"/>
+        <w:numPr>
+          <w:ilvl w:val="5"/>
+          <w:numId w:val="3"/>
+        </w:numPr>
+      </w:pPr>
+      <w:r>
+        <w:t xml:space="preserve">Reports the name of the process that owns the endpoint. </w:t>
+      </w:r>
+    </w:p>
+    <w:p>
+      <w:pPr>
+        <w:pStyle w:val="ListParagraph"/>
+        <w:numPr>
+          <w:ilvl w:val="5"/>
+          <w:numId w:val="3"/>
+        </w:numPr>
+      </w:pPr>
+      <w:r>
+        <w:t xml:space="preserve">Provides a more informative and conveniently presented subset of the Netstat program that ships with Windows. </w:t>
+      </w:r>
+    </w:p>
+    <w:p>
+      <w:pPr>
+        <w:pStyle w:val="ListParagraph"/>
+        <w:numPr>
+          <w:ilvl w:val="5"/>
+          <w:numId w:val="3"/>
+        </w:numPr>
+      </w:pPr>
+      <w:r>
+        <w:t xml:space="preserve">Download includes Tcpvcon, and command-line version with the same functionality. </w:t>
+      </w:r>
+    </w:p>
+    <w:p>
+      <w:pPr>
+        <w:pStyle w:val="ListParagraph"/>
+        <w:numPr>
+          <w:ilvl w:val="5"/>
+          <w:numId w:val="3"/>
+        </w:numPr>
+      </w:pPr>
+      <w:r>
+        <w:t xml:space="preserve">When you start TCPView it will enumerate all active TCP and UDP endpoints, resolving all IP addresses to their domain name versions. </w:t>
+      </w:r>
+    </w:p>
+    <w:p>
+      <w:pPr>
+        <w:pStyle w:val="ListParagraph"/>
+        <w:numPr>
+          <w:ilvl w:val="6"/>
+          <w:numId w:val="3"/>
+        </w:numPr>
+      </w:pPr>
+      <w:r>
+        <w:t xml:space="preserve">By </w:t>
+      </w:r>
+      <w:r>
+        <w:t>default,</w:t>
+      </w:r>
+      <w:r>
+        <w:t xml:space="preserve"> TCPView updates every second.</w:t>
+      </w:r>
+    </w:p>
+    <w:p>
+      <w:pPr>
+        <w:pStyle w:val="ListParagraph"/>
+        <w:numPr>
+          <w:ilvl w:val="2"/>
+          <w:numId w:val="3"/>
+        </w:numPr>
+        <w:rPr>
+          <w:b/>
+          <w:bCs/>
+          <w:sz w:val="28"/>
+          <w:szCs w:val="28"/>
+          <w:highlight w:val="yellow"/>
+          <w:u w:val="single"/>
+        </w:rPr>
+      </w:pPr>
+      <w:r>
+        <w:rPr>
+          <w:b/>
+          <w:bCs/>
+          <w:sz w:val="28"/>
+          <w:szCs w:val="28"/>
+          <w:highlight w:val="yellow"/>
+          <w:u w:val="single"/>
+        </w:rPr>
+        <w:lastRenderedPageBreak/>
+        <w:t>Running this command to see program’s name:</w:t>
+      </w:r>
+    </w:p>
+    <w:p>
+      <w:pPr>
+        <w:pStyle w:val="ListParagraph"/>
+        <w:numPr>
+          <w:ilvl w:val="3"/>
+          <w:numId w:val="3"/>
+        </w:numPr>
+      </w:pPr>
+      <w:r>
+        <w:t xml:space="preserve">Type, </w:t>
+      </w:r>
+      <w:r>
+        <w:rPr>
+          <w:b/>
+          <w:bCs/>
+          <w:i/>
+          <w:iCs/>
+        </w:rPr>
+        <w:t>tasklist /fi “</w:t>
+      </w:r>
       <w:proofErr w:type="spellStart"/>
       <w:r>
-        <w:t>Sysinternals</w:t>
+        <w:rPr>
+          <w:b/>
+          <w:bCs/>
+          <w:i/>
+          <w:iCs/>
+        </w:rPr>
+        <w:t>pid</w:t>
       </w:r>
       <w:proofErr w:type="spellEnd"/>
       <w:r>
-        <w:t xml:space="preserve"> (Autorun, process Explorer) </w:t>
+        <w:rPr>
+          <w:b/>
+          <w:bCs/>
+          <w:i/>
+          <w:iCs/>
+        </w:rPr>
+        <w:t xml:space="preserve"> eq [</w:t>
+      </w:r>
+      <w:proofErr w:type="spellStart"/>
+      <w:r>
+        <w:rPr>
+          <w:b/>
+          <w:bCs/>
+          <w:i/>
+          <w:iCs/>
+        </w:rPr>
+        <w:t>Your_PID</w:t>
+      </w:r>
+      <w:proofErr w:type="spellEnd"/>
+      <w:r>
+        <w:rPr>
+          <w:b/>
+          <w:bCs/>
+          <w:i/>
+          <w:iCs/>
+        </w:rPr>
+        <w:t>]”</w:t>
+      </w:r>
+      <w:r>
+        <w:t xml:space="preserve"> </w:t>
+      </w:r>
+    </w:p>
+    <w:p>
+      <w:pPr>
+        <w:pStyle w:val="ListParagraph"/>
+        <w:numPr>
+          <w:ilvl w:val="4"/>
+          <w:numId w:val="3"/>
+        </w:numPr>
+      </w:pPr>
+      <w:r>
+        <w:t>Replacing [</w:t>
+      </w:r>
+      <w:proofErr w:type="spellStart"/>
+      <w:r>
+        <w:t>your_PID</w:t>
+      </w:r>
+      <w:proofErr w:type="spellEnd"/>
+      <w:r>
+        <w:t xml:space="preserve">] with the actual number you found, like 49715. </w:t>
+      </w:r>
+    </w:p>
+    <w:p>
+      <w:pPr>
+        <w:pStyle w:val="ListParagraph"/>
+        <w:numPr>
+          <w:ilvl w:val="3"/>
+          <w:numId w:val="3"/>
+        </w:numPr>
+      </w:pPr>
+      <w:r>
+        <w:t>Identifying the exact app:</w:t>
+      </w:r>
+      <w:r>
+        <w:tab/>
+      </w:r>
+    </w:p>
+    <w:p>
+      <w:pPr>
+        <w:pStyle w:val="ListParagraph"/>
+        <w:numPr>
+          <w:ilvl w:val="4"/>
+          <w:numId w:val="3"/>
+        </w:numPr>
+      </w:pPr>
+      <w:r>
+        <w:t xml:space="preserve">Because you are already using the -b flag, netstat should list the executable name directly under the address. </w:t>
+      </w:r>
+    </w:p>
+    <w:p>
+      <w:pPr>
+        <w:pStyle w:val="ListParagraph"/>
+        <w:numPr>
+          <w:ilvl w:val="4"/>
+          <w:numId w:val="3"/>
+        </w:numPr>
+      </w:pPr>
+      <w:r>
+        <w:t xml:space="preserve">A more detailed search if names are not clear. </w:t>
+      </w:r>
+    </w:p>
+    <w:p>
+      <w:pPr>
+        <w:pStyle w:val="ListParagraph"/>
+        <w:numPr>
+          <w:ilvl w:val="5"/>
+          <w:numId w:val="3"/>
+        </w:numPr>
+      </w:pPr>
+      <w:r>
+        <w:t>Type, netstat -</w:t>
+      </w:r>
+      <w:proofErr w:type="spellStart"/>
+      <w:r>
+        <w:t>ano</w:t>
+      </w:r>
+      <w:proofErr w:type="spellEnd"/>
+      <w:r>
+        <w:t xml:space="preserve"> | </w:t>
+      </w:r>
+      <w:proofErr w:type="spellStart"/>
+      <w:r>
+        <w:t>findstr</w:t>
+      </w:r>
+      <w:proofErr w:type="spellEnd"/>
+      <w:r>
+        <w:t xml:space="preserve"> :0 </w:t>
+      </w:r>
+    </w:p>
+    <w:p>
+      <w:pPr>
+        <w:pStyle w:val="ListParagraph"/>
+        <w:numPr>
+          <w:ilvl w:val="6"/>
+          <w:numId w:val="3"/>
+        </w:numPr>
+      </w:pPr>
+      <w:r>
+        <w:t xml:space="preserve">You will provide the PID (Process ID) in the far-right column. </w:t>
+      </w:r>
+    </w:p>
+    <w:p>
+      <w:pPr>
+        <w:pStyle w:val="ListParagraph"/>
+        <w:numPr>
+          <w:ilvl w:val="6"/>
+          <w:numId w:val="3"/>
+        </w:numPr>
+      </w:pPr>
+      <w:r>
+        <w:t xml:space="preserve">You can find exactly what that process is by opening the Task Manager, going to the Details tab, and matching the PID. </w:t>
+      </w:r>
+    </w:p>
+    <w:p>
+      <w:pPr>
+        <w:pStyle w:val="ListParagraph"/>
+        <w:numPr>
+          <w:ilvl w:val="1"/>
+          <w:numId w:val="3"/>
+        </w:numPr>
+      </w:pPr>
+      <w:r>
+        <w:rPr>
+          <w:b/>
+          <w:bCs/>
+          <w:sz w:val="32"/>
+          <w:szCs w:val="32"/>
+          <w:highlight w:val="cyan"/>
+        </w:rPr>
+        <w:t>Why this Matters for security</w:t>
+      </w:r>
+      <w:r>
+        <w:t>:</w:t>
+      </w:r>
+    </w:p>
+    <w:p>
+      <w:pPr>
+        <w:pStyle w:val="ListParagraph"/>
+        <w:numPr>
+          <w:ilvl w:val="2"/>
+          <w:numId w:val="3"/>
+        </w:numPr>
+      </w:pPr>
+      <w:r>
+        <w:t xml:space="preserve">Finding the program name is just the first step. </w:t>
+      </w:r>
+    </w:p>
+    <w:p>
+      <w:pPr>
+        <w:pStyle w:val="ListParagraph"/>
+        <w:numPr>
+          <w:ilvl w:val="2"/>
+          <w:numId w:val="3"/>
+        </w:numPr>
+      </w:pPr>
+      <w:r>
+        <w:t xml:space="preserve">As a security analyst, you should check if that program should be running. </w:t>
+      </w:r>
+    </w:p>
+    <w:p>
+      <w:pPr>
+        <w:pStyle w:val="ListParagraph"/>
+        <w:numPr>
+          <w:ilvl w:val="3"/>
+          <w:numId w:val="3"/>
+        </w:numPr>
+      </w:pPr>
+      <w:r>
+        <w:t xml:space="preserve">Example: IntelTechnologyAccessService.exe often uses loopback addresses for legitimate internal communication. </w:t>
+      </w:r>
+    </w:p>
+    <w:p>
+      <w:pPr>
+        <w:pStyle w:val="ListParagraph"/>
+        <w:numPr>
+          <w:ilvl w:val="4"/>
+          <w:numId w:val="3"/>
+        </w:numPr>
+      </w:pPr>
+      <w:r>
+        <w:t xml:space="preserve">However PID leads to an unfamiliar file in a temporary folder, it could be a sign of a compromise. </w:t>
+      </w:r>
+      <w:r>
+        <w:t xml:space="preserve"> </w:t>
       </w:r>
     </w:p>
     <w:p>
@@ -889,9 +2002,22 @@
           <w:ilvl w:val="0"/>
           <w:numId w:val="3"/>
         </w:numPr>
-      </w:pPr>
-      <w:r>
-        <w:lastRenderedPageBreak/>
+        <w:rPr>
+          <w:b/>
+          <w:bCs/>
+          <w:sz w:val="28"/>
+          <w:szCs w:val="28"/>
+          <w:highlight w:val="yellow"/>
+        </w:rPr>
+      </w:pPr>
+      <w:r>
+        <w:rPr>
+          <w:b/>
+          <w:bCs/>
+          <w:sz w:val="28"/>
+          <w:szCs w:val="28"/>
+          <w:highlight w:val="yellow"/>
+        </w:rPr>
         <w:t xml:space="preserve">Level 5: operator (Real Cybersecurity work) </w:t>
       </w:r>
     </w:p>
@@ -946,7 +2072,24 @@
     <w:p/>
     <w:p/>
     <w:p>
-      <w:r>
+      <w:pPr>
+        <w:rPr>
+          <w:b/>
+          <w:bCs/>
+          <w:sz w:val="36"/>
+          <w:szCs w:val="36"/>
+          <w:u w:val="single"/>
+        </w:rPr>
+      </w:pPr>
+      <w:r>
+        <w:rPr>
+          <w:b/>
+          <w:bCs/>
+          <w:sz w:val="36"/>
+          <w:szCs w:val="36"/>
+          <w:highlight w:val="yellow"/>
+          <w:u w:val="single"/>
+        </w:rPr>
         <w:t>Phase 1: See everything (No more blind spots):</w:t>
       </w:r>
     </w:p>
@@ -957,8 +2100,24 @@
           <w:ilvl w:val="0"/>
           <w:numId w:val="4"/>
         </w:numPr>
-      </w:pPr>
-      <w:r>
+        <w:rPr>
+          <w:b/>
+          <w:bCs/>
+          <w:sz w:val="28"/>
+          <w:szCs w:val="28"/>
+          <w:highlight w:val="yellow"/>
+          <w:u w:val="single"/>
+        </w:rPr>
+      </w:pPr>
+      <w:r>
+        <w:rPr>
+          <w:b/>
+          <w:bCs/>
+          <w:sz w:val="28"/>
+          <w:szCs w:val="28"/>
+          <w:highlight w:val="yellow"/>
+          <w:u w:val="single"/>
+        </w:rPr>
         <w:t>In command prompt:</w:t>
       </w:r>
     </w:p>
@@ -971,10 +2130,25 @@
         </w:numPr>
       </w:pPr>
       <w:r>
-        <w:t>Types, netstat -</w:t>
+        <w:t xml:space="preserve">Types, </w:t>
+      </w:r>
+      <w:r>
+        <w:rPr>
+          <w:b/>
+          <w:bCs/>
+          <w:i/>
+          <w:iCs/>
+        </w:rPr>
+        <w:t>netstat -</w:t>
       </w:r>
       <w:proofErr w:type="spellStart"/>
       <w:r>
+        <w:rPr>
+          <w:b/>
+          <w:bCs/>
+          <w:i/>
+          <w:iCs/>
+        </w:rPr>
         <w:t>ano</w:t>
       </w:r>
       <w:proofErr w:type="spellEnd"/>
@@ -989,8 +2163,22 @@
           <w:ilvl w:val="2"/>
           <w:numId w:val="4"/>
         </w:numPr>
-      </w:pPr>
-      <w:r>
+        <w:rPr>
+          <w:b/>
+          <w:bCs/>
+          <w:sz w:val="32"/>
+          <w:szCs w:val="32"/>
+          <w:highlight w:val="cyan"/>
+        </w:rPr>
+      </w:pPr>
+      <w:r>
+        <w:rPr>
+          <w:b/>
+          <w:bCs/>
+          <w:sz w:val="32"/>
+          <w:szCs w:val="32"/>
+          <w:highlight w:val="cyan"/>
+        </w:rPr>
         <w:t>This reveals:</w:t>
       </w:r>
     </w:p>
@@ -1027,13 +2215,31 @@
         </w:numPr>
       </w:pPr>
       <w:r>
+        <w:lastRenderedPageBreak/>
         <w:t xml:space="preserve">Process IDs (PID)  </w:t>
       </w:r>
     </w:p>
     <w:p/>
     <w:p/>
     <w:p>
-      <w:r>
+      <w:pPr>
+        <w:rPr>
+          <w:b/>
+          <w:bCs/>
+          <w:sz w:val="36"/>
+          <w:szCs w:val="36"/>
+          <w:u w:val="single"/>
+        </w:rPr>
+      </w:pPr>
+      <w:r>
+        <w:rPr>
+          <w:b/>
+          <w:bCs/>
+          <w:sz w:val="36"/>
+          <w:szCs w:val="36"/>
+          <w:highlight w:val="yellow"/>
+          <w:u w:val="single"/>
+        </w:rPr>
         <w:t>Begin where you left off:</w:t>
       </w:r>
     </w:p>
@@ -1049,13 +2255,856 @@
         <w:t xml:space="preserve">Type this in ChatGPT: </w:t>
       </w:r>
       <w:r>
+        <w:rPr>
+          <w:b/>
+          <w:bCs/>
+          <w:i/>
+          <w:iCs/>
+        </w:rPr>
         <w:t>“let’s continue the network lab”</w:t>
       </w:r>
       <w:r>
         <w:tab/>
       </w:r>
-      <w:r>
-        <w:br/>
+    </w:p>
+    <w:p/>
+    <w:p>
+      <w:pPr>
+        <w:rPr>
+          <w:b/>
+          <w:bCs/>
+          <w:sz w:val="36"/>
+          <w:szCs w:val="36"/>
+          <w:u w:val="single"/>
+        </w:rPr>
+      </w:pPr>
+      <w:r>
+        <w:rPr>
+          <w:b/>
+          <w:bCs/>
+          <w:sz w:val="36"/>
+          <w:szCs w:val="36"/>
+          <w:highlight w:val="yellow"/>
+          <w:u w:val="single"/>
+        </w:rPr>
+        <w:t>Using netstat</w:t>
+      </w:r>
+      <w:r>
+        <w:rPr>
+          <w:b/>
+          <w:bCs/>
+          <w:sz w:val="36"/>
+          <w:szCs w:val="36"/>
+          <w:highlight w:val="yellow"/>
+          <w:u w:val="single"/>
+        </w:rPr>
+        <w:t xml:space="preserve"> (network statistics) </w:t>
+      </w:r>
+      <w:r>
+        <w:rPr>
+          <w:b/>
+          <w:bCs/>
+          <w:sz w:val="36"/>
+          <w:szCs w:val="36"/>
+          <w:highlight w:val="yellow"/>
+          <w:u w:val="single"/>
+        </w:rPr>
+        <w:t>look at the connections:</w:t>
+      </w:r>
+    </w:p>
+    <w:p>
+      <w:pPr>
+        <w:pStyle w:val="ListParagraph"/>
+        <w:numPr>
+          <w:ilvl w:val="0"/>
+          <w:numId w:val="7"/>
+        </w:numPr>
+        <w:rPr>
+          <w:b/>
+          <w:bCs/>
+          <w:sz w:val="32"/>
+          <w:szCs w:val="32"/>
+          <w:highlight w:val="cyan"/>
+        </w:rPr>
+      </w:pPr>
+      <w:r>
+        <w:rPr>
+          <w:b/>
+          <w:bCs/>
+          <w:sz w:val="32"/>
+          <w:szCs w:val="32"/>
+          <w:highlight w:val="cyan"/>
+        </w:rPr>
+        <w:t>Type of netstat:</w:t>
+      </w:r>
+    </w:p>
+    <w:p>
+      <w:pPr>
+        <w:pStyle w:val="ListParagraph"/>
+        <w:numPr>
+          <w:ilvl w:val="1"/>
+          <w:numId w:val="7"/>
+        </w:numPr>
+        <w:rPr>
+          <w:b/>
+          <w:bCs/>
+        </w:rPr>
+      </w:pPr>
+      <w:r>
+        <w:rPr>
+          <w:b/>
+          <w:bCs/>
+        </w:rPr>
+        <w:t xml:space="preserve">Basic command: </w:t>
+      </w:r>
+    </w:p>
+    <w:p>
+      <w:pPr>
+        <w:pStyle w:val="ListParagraph"/>
+        <w:numPr>
+          <w:ilvl w:val="2"/>
+          <w:numId w:val="7"/>
+        </w:numPr>
+      </w:pPr>
+      <w:r>
+        <w:t xml:space="preserve">Type, netstat and press Enter to see active connections. </w:t>
+      </w:r>
+    </w:p>
+    <w:p>
+      <w:pPr>
+        <w:pStyle w:val="ListParagraph"/>
+        <w:numPr>
+          <w:ilvl w:val="1"/>
+          <w:numId w:val="7"/>
+        </w:numPr>
+      </w:pPr>
+      <w:r>
+        <w:t>Type</w:t>
+      </w:r>
+      <w:r>
+        <w:t xml:space="preserve">: </w:t>
+      </w:r>
+      <w:r>
+        <w:rPr>
+          <w:b/>
+          <w:bCs/>
+          <w:i/>
+          <w:iCs/>
+        </w:rPr>
+        <w:t>-</w:t>
+      </w:r>
+      <w:proofErr w:type="spellStart"/>
+      <w:r>
+        <w:rPr>
+          <w:b/>
+          <w:bCs/>
+          <w:i/>
+          <w:iCs/>
+        </w:rPr>
+        <w:t>ano</w:t>
+      </w:r>
+      <w:proofErr w:type="spellEnd"/>
+      <w:r>
+        <w:t xml:space="preserve"> </w:t>
+      </w:r>
+    </w:p>
+    <w:p>
+      <w:pPr>
+        <w:pStyle w:val="ListParagraph"/>
+        <w:numPr>
+          <w:ilvl w:val="1"/>
+          <w:numId w:val="7"/>
+        </w:numPr>
+      </w:pPr>
+      <w:r>
+        <w:t>Type</w:t>
+      </w:r>
+      <w:r>
+        <w:t xml:space="preserve">: </w:t>
+      </w:r>
+      <w:r>
+        <w:rPr>
+          <w:b/>
+          <w:bCs/>
+          <w:i/>
+          <w:iCs/>
+        </w:rPr>
+        <w:t>-ab</w:t>
+      </w:r>
+      <w:r>
+        <w:t xml:space="preserve"> </w:t>
+      </w:r>
+    </w:p>
+    <w:p>
+      <w:pPr>
+        <w:pStyle w:val="ListParagraph"/>
+        <w:numPr>
+          <w:ilvl w:val="2"/>
+          <w:numId w:val="7"/>
+        </w:numPr>
+      </w:pPr>
+      <w:r>
+        <w:t>Lists the .exe files next to each port</w:t>
+      </w:r>
+    </w:p>
+    <w:p>
+      <w:pPr>
+        <w:pStyle w:val="ListParagraph"/>
+        <w:numPr>
+          <w:ilvl w:val="1"/>
+          <w:numId w:val="7"/>
+        </w:numPr>
+      </w:pPr>
+      <w:r>
+        <w:t>The</w:t>
+      </w:r>
+      <w:r>
+        <w:t xml:space="preserve"> </w:t>
+      </w:r>
+      <w:r>
+        <w:rPr>
+          <w:b/>
+          <w:bCs/>
+          <w:i/>
+          <w:iCs/>
+        </w:rPr>
+        <w:t>-a</w:t>
+      </w:r>
+      <w:r>
+        <w:t xml:space="preserve"> </w:t>
+      </w:r>
+    </w:p>
+    <w:p>
+      <w:pPr>
+        <w:pStyle w:val="ListParagraph"/>
+        <w:numPr>
+          <w:ilvl w:val="2"/>
+          <w:numId w:val="7"/>
+        </w:numPr>
+      </w:pPr>
+      <w:r>
+        <w:t>Displays all connections and listening ports</w:t>
+      </w:r>
+    </w:p>
+    <w:p>
+      <w:pPr>
+        <w:pStyle w:val="ListParagraph"/>
+        <w:numPr>
+          <w:ilvl w:val="1"/>
+          <w:numId w:val="7"/>
+        </w:numPr>
+      </w:pPr>
+      <w:r>
+        <w:t xml:space="preserve">The </w:t>
+      </w:r>
+      <w:r>
+        <w:rPr>
+          <w:b/>
+          <w:bCs/>
+          <w:i/>
+          <w:iCs/>
+        </w:rPr>
+        <w:t>-n</w:t>
+      </w:r>
+      <w:r>
+        <w:t xml:space="preserve"> </w:t>
+      </w:r>
+    </w:p>
+    <w:p>
+      <w:pPr>
+        <w:pStyle w:val="ListParagraph"/>
+        <w:numPr>
+          <w:ilvl w:val="2"/>
+          <w:numId w:val="7"/>
+        </w:numPr>
+      </w:pPr>
+      <w:r>
+        <w:t xml:space="preserve">Displays addresses and port numbers in numerical form. </w:t>
+      </w:r>
+    </w:p>
+    <w:p>
+      <w:pPr>
+        <w:pStyle w:val="ListParagraph"/>
+        <w:numPr>
+          <w:ilvl w:val="1"/>
+          <w:numId w:val="7"/>
+        </w:numPr>
+        <w:rPr>
+          <w:b/>
+          <w:bCs/>
+          <w:i/>
+          <w:iCs/>
+        </w:rPr>
+      </w:pPr>
+      <w:r>
+        <w:t xml:space="preserve">The </w:t>
+      </w:r>
+      <w:r>
+        <w:rPr>
+          <w:b/>
+          <w:bCs/>
+          <w:i/>
+          <w:iCs/>
+        </w:rPr>
+        <w:t xml:space="preserve">-o </w:t>
+      </w:r>
+    </w:p>
+    <w:p>
+      <w:pPr>
+        <w:pStyle w:val="ListParagraph"/>
+        <w:numPr>
+          <w:ilvl w:val="2"/>
+          <w:numId w:val="7"/>
+        </w:numPr>
+      </w:pPr>
+      <w:r>
+        <w:t xml:space="preserve">Displays the associated Process ID (PID) for each connection, allowing you to identify which app is using port. </w:t>
+      </w:r>
+    </w:p>
+    <w:p>
+      <w:pPr>
+        <w:pStyle w:val="ListParagraph"/>
+        <w:numPr>
+          <w:ilvl w:val="1"/>
+          <w:numId w:val="7"/>
+        </w:numPr>
+      </w:pPr>
+      <w:r>
+        <w:t xml:space="preserve">Types, </w:t>
+      </w:r>
+      <w:r>
+        <w:rPr>
+          <w:b/>
+          <w:bCs/>
+          <w:i/>
+          <w:iCs/>
+        </w:rPr>
+        <w:t>netstat -</w:t>
+      </w:r>
+      <w:proofErr w:type="spellStart"/>
+      <w:r>
+        <w:rPr>
+          <w:b/>
+          <w:bCs/>
+          <w:i/>
+          <w:iCs/>
+        </w:rPr>
+        <w:t>anob</w:t>
+      </w:r>
+      <w:proofErr w:type="spellEnd"/>
+      <w:r>
+        <w:t xml:space="preserve">: </w:t>
+      </w:r>
+    </w:p>
+    <w:p>
+      <w:pPr>
+        <w:pStyle w:val="ListParagraph"/>
+        <w:numPr>
+          <w:ilvl w:val="2"/>
+          <w:numId w:val="7"/>
+        </w:numPr>
+      </w:pPr>
+      <w:r>
+        <w:t xml:space="preserve">(Admin) Shows all connections, numerical addresses, PIDs, and the executable involved (e.g., chrome.exe). </w:t>
+      </w:r>
+    </w:p>
+    <w:p>
+      <w:pPr>
+        <w:pStyle w:val="ListParagraph"/>
+        <w:numPr>
+          <w:ilvl w:val="1"/>
+          <w:numId w:val="7"/>
+        </w:numPr>
+      </w:pPr>
+      <w:r>
+        <w:t xml:space="preserve">The </w:t>
+      </w:r>
+      <w:r>
+        <w:rPr>
+          <w:b/>
+          <w:bCs/>
+          <w:i/>
+          <w:iCs/>
+        </w:rPr>
+        <w:t>-e</w:t>
+      </w:r>
+      <w:r>
+        <w:t xml:space="preserve">: </w:t>
+      </w:r>
+    </w:p>
+    <w:p>
+      <w:pPr>
+        <w:pStyle w:val="ListParagraph"/>
+        <w:numPr>
+          <w:ilvl w:val="2"/>
+          <w:numId w:val="7"/>
+        </w:numPr>
+      </w:pPr>
+      <w:r>
+        <w:t xml:space="preserve">Displays Ethernet statistics. </w:t>
+      </w:r>
+    </w:p>
+    <w:p>
+      <w:pPr>
+        <w:pStyle w:val="ListParagraph"/>
+        <w:numPr>
+          <w:ilvl w:val="1"/>
+          <w:numId w:val="7"/>
+        </w:numPr>
+      </w:pPr>
+      <w:r>
+        <w:t xml:space="preserve">The </w:t>
+      </w:r>
+      <w:r>
+        <w:rPr>
+          <w:b/>
+          <w:bCs/>
+          <w:i/>
+          <w:iCs/>
+        </w:rPr>
+        <w:t>-s</w:t>
+      </w:r>
+      <w:r>
+        <w:t xml:space="preserve"> </w:t>
+      </w:r>
+    </w:p>
+    <w:p>
+      <w:pPr>
+        <w:pStyle w:val="ListParagraph"/>
+        <w:numPr>
+          <w:ilvl w:val="2"/>
+          <w:numId w:val="7"/>
+        </w:numPr>
+      </w:pPr>
+      <w:r>
+        <w:t xml:space="preserve">Displays statistics by protocol (TCP, UDP, ICMP, etc.) </w:t>
+      </w:r>
+    </w:p>
+    <w:p>
+      <w:pPr>
+        <w:pStyle w:val="ListParagraph"/>
+        <w:numPr>
+          <w:ilvl w:val="0"/>
+          <w:numId w:val="7"/>
+        </w:numPr>
+      </w:pPr>
+      <w:r>
+        <w:t xml:space="preserve">Using tasklist to view more about netstat PID or port number. </w:t>
+      </w:r>
+    </w:p>
+    <w:p/>
+    <w:p>
+      <w:r>
+        <w:t>Netstat</w:t>
+      </w:r>
+    </w:p>
+    <w:p>
+      <w:pPr>
+        <w:pStyle w:val="ListParagraph"/>
+        <w:numPr>
+          <w:ilvl w:val="0"/>
+          <w:numId w:val="8"/>
+        </w:numPr>
+      </w:pPr>
+      <w:r>
+        <w:t>In cybersecurity, the netstat tool is primarily used to identify indicators of compromise (LoC), such as unauthorized persistent connections or hidden backdoors.</w:t>
+      </w:r>
+    </w:p>
+    <w:p>
+      <w:pPr>
+        <w:pStyle w:val="ListParagraph"/>
+        <w:numPr>
+          <w:ilvl w:val="1"/>
+          <w:numId w:val="8"/>
+        </w:numPr>
+      </w:pPr>
+      <w:r>
+        <w:lastRenderedPageBreak/>
+        <w:t xml:space="preserve">Serves as a critical first-line tool for malware detection and incident response by linking network activity directly to local executable files. </w:t>
+      </w:r>
+    </w:p>
+    <w:p>
+      <w:pPr>
+        <w:pStyle w:val="ListParagraph"/>
+        <w:numPr>
+          <w:ilvl w:val="2"/>
+          <w:numId w:val="8"/>
+        </w:numPr>
+      </w:pPr>
+      <w:r>
+        <w:t>Pinpoint suspicious connections:</w:t>
+      </w:r>
+    </w:p>
+    <w:p>
+      <w:pPr>
+        <w:pStyle w:val="ListParagraph"/>
+        <w:numPr>
+          <w:ilvl w:val="3"/>
+          <w:numId w:val="8"/>
+        </w:numPr>
+      </w:pPr>
+      <w:r>
+        <w:t>(Windows) Use netstat -</w:t>
+      </w:r>
+      <w:proofErr w:type="spellStart"/>
+      <w:r>
+        <w:t>ano</w:t>
+      </w:r>
+      <w:proofErr w:type="spellEnd"/>
+      <w:r>
+        <w:t>:</w:t>
+      </w:r>
+    </w:p>
+    <w:p>
+      <w:pPr>
+        <w:pStyle w:val="ListParagraph"/>
+        <w:numPr>
+          <w:ilvl w:val="4"/>
+          <w:numId w:val="8"/>
+        </w:numPr>
+      </w:pPr>
+      <w:r>
+        <w:t xml:space="preserve">Shows all active connections and their associated PIDs </w:t>
+      </w:r>
+    </w:p>
+    <w:p>
+      <w:pPr>
+        <w:pStyle w:val="ListParagraph"/>
+        <w:numPr>
+          <w:ilvl w:val="3"/>
+          <w:numId w:val="8"/>
+        </w:numPr>
+      </w:pPr>
+      <w:r>
+        <w:t>(Linux) Use netstat -</w:t>
+      </w:r>
+      <w:proofErr w:type="spellStart"/>
+      <w:r>
+        <w:t>antp</w:t>
+      </w:r>
+      <w:proofErr w:type="spellEnd"/>
+    </w:p>
+    <w:p>
+      <w:pPr>
+        <w:pStyle w:val="ListParagraph"/>
+        <w:numPr>
+          <w:ilvl w:val="4"/>
+          <w:numId w:val="8"/>
+        </w:numPr>
+      </w:pPr>
+      <w:r>
+        <w:t>Displays TCP connections, numerical addresses, and the process name/PID.</w:t>
+      </w:r>
+    </w:p>
+    <w:p>
+      <w:pPr>
+        <w:pStyle w:val="ListParagraph"/>
+        <w:numPr>
+          <w:ilvl w:val="2"/>
+          <w:numId w:val="8"/>
+        </w:numPr>
+      </w:pPr>
+      <w:r>
+        <w:t>What you are looking for:</w:t>
+      </w:r>
+    </w:p>
+    <w:p>
+      <w:pPr>
+        <w:pStyle w:val="ListParagraph"/>
+        <w:numPr>
+          <w:ilvl w:val="3"/>
+          <w:numId w:val="8"/>
+        </w:numPr>
+      </w:pPr>
+      <w:r>
+        <w:t xml:space="preserve">Foreign addresses: </w:t>
+      </w:r>
+    </w:p>
+    <w:p>
+      <w:pPr>
+        <w:pStyle w:val="ListParagraph"/>
+        <w:numPr>
+          <w:ilvl w:val="4"/>
+          <w:numId w:val="8"/>
+        </w:numPr>
+      </w:pPr>
+      <w:r>
+        <w:t xml:space="preserve">Connections to unfamiliar or suspicious external IP addresses. </w:t>
+      </w:r>
+    </w:p>
+    <w:p>
+      <w:pPr>
+        <w:pStyle w:val="ListParagraph"/>
+        <w:numPr>
+          <w:ilvl w:val="3"/>
+          <w:numId w:val="8"/>
+        </w:numPr>
+      </w:pPr>
+      <w:r>
+        <w:t>State:</w:t>
+      </w:r>
+    </w:p>
+    <w:p>
+      <w:pPr>
+        <w:pStyle w:val="ListParagraph"/>
+        <w:numPr>
+          <w:ilvl w:val="4"/>
+          <w:numId w:val="8"/>
+        </w:numPr>
+      </w:pPr>
+      <w:r>
+        <w:t xml:space="preserve">Focus on established (active data transfer) or </w:t>
+      </w:r>
+      <w:proofErr w:type="spellStart"/>
+      <w:r>
+        <w:t>syn_sent</w:t>
+      </w:r>
+      <w:proofErr w:type="spellEnd"/>
+      <w:r>
+        <w:t xml:space="preserve"> (an attempt to connect that might indicate a botnet “phone home” </w:t>
+      </w:r>
+    </w:p>
+    <w:p>
+      <w:pPr>
+        <w:pStyle w:val="ListParagraph"/>
+        <w:numPr>
+          <w:ilvl w:val="3"/>
+          <w:numId w:val="8"/>
+        </w:numPr>
+      </w:pPr>
+      <w:r>
+        <w:t>Unexpected ports:</w:t>
+      </w:r>
+    </w:p>
+    <w:p>
+      <w:pPr>
+        <w:pStyle w:val="ListParagraph"/>
+        <w:numPr>
+          <w:ilvl w:val="4"/>
+          <w:numId w:val="8"/>
+        </w:numPr>
+      </w:pPr>
+      <w:r>
+        <w:t xml:space="preserve">Outbound connections on non—standard ports </w:t>
+      </w:r>
+    </w:p>
+    <w:p>
+      <w:pPr>
+        <w:pStyle w:val="ListParagraph"/>
+        <w:numPr>
+          <w:ilvl w:val="5"/>
+          <w:numId w:val="8"/>
+        </w:numPr>
+      </w:pPr>
+      <w:r>
+        <w:t xml:space="preserve">Example: Browser using port 8888 instead of 443.  </w:t>
+      </w:r>
+    </w:p>
+    <w:p>
+      <w:pPr>
+        <w:pStyle w:val="ListParagraph"/>
+        <w:numPr>
+          <w:ilvl w:val="2"/>
+          <w:numId w:val="8"/>
+        </w:numPr>
+      </w:pPr>
+      <w:r>
+        <w:t xml:space="preserve">Trace the process ID: PID </w:t>
+      </w:r>
+    </w:p>
+    <w:p>
+      <w:pPr>
+        <w:pStyle w:val="ListParagraph"/>
+        <w:numPr>
+          <w:ilvl w:val="3"/>
+          <w:numId w:val="8"/>
+        </w:numPr>
+      </w:pPr>
+      <w:r>
+        <w:t xml:space="preserve">Once you have a suspicious PID from the netstat output: </w:t>
+      </w:r>
+    </w:p>
+    <w:p>
+      <w:pPr>
+        <w:pStyle w:val="ListParagraph"/>
+        <w:numPr>
+          <w:ilvl w:val="4"/>
+          <w:numId w:val="8"/>
+        </w:numPr>
+      </w:pPr>
+      <w:r>
+        <w:t xml:space="preserve">Open task manager and go to the details tab </w:t>
+      </w:r>
+    </w:p>
+    <w:p>
+      <w:pPr>
+        <w:pStyle w:val="ListParagraph"/>
+        <w:numPr>
+          <w:ilvl w:val="4"/>
+          <w:numId w:val="8"/>
+        </w:numPr>
+      </w:pPr>
+      <w:r>
+        <w:t xml:space="preserve">Right-click the column header to ensure the PID column is visible, then sort the find your target </w:t>
+      </w:r>
+    </w:p>
+    <w:p>
+      <w:pPr>
+        <w:pStyle w:val="ListParagraph"/>
+        <w:numPr>
+          <w:ilvl w:val="4"/>
+          <w:numId w:val="8"/>
+        </w:numPr>
+      </w:pPr>
+      <w:r>
+        <w:t xml:space="preserve">Use tasklist /svc /fi “PID eq [PID]” in the command prompt to see which service is running under the PID. </w:t>
+      </w:r>
+    </w:p>
+    <w:p>
+      <w:pPr>
+        <w:pStyle w:val="ListParagraph"/>
+        <w:numPr>
+          <w:ilvl w:val="3"/>
+          <w:numId w:val="8"/>
+        </w:numPr>
+      </w:pPr>
+      <w:r>
+        <w:t xml:space="preserve">With Linux </w:t>
+      </w:r>
+    </w:p>
+    <w:p>
+      <w:pPr>
+        <w:pStyle w:val="ListParagraph"/>
+        <w:numPr>
+          <w:ilvl w:val="4"/>
+          <w:numId w:val="8"/>
+        </w:numPr>
+      </w:pPr>
+      <w:r>
+        <w:t xml:space="preserve">Run </w:t>
+      </w:r>
+      <w:proofErr w:type="spellStart"/>
+      <w:r>
+        <w:t>ps</w:t>
+      </w:r>
+      <w:proofErr w:type="spellEnd"/>
+      <w:r>
+        <w:t xml:space="preserve"> aux | grep [PID]</w:t>
+      </w:r>
+    </w:p>
+    <w:p>
+      <w:pPr>
+        <w:pStyle w:val="ListParagraph"/>
+        <w:numPr>
+          <w:ilvl w:val="5"/>
+          <w:numId w:val="8"/>
+        </w:numPr>
+      </w:pPr>
+      <w:r>
+        <w:t xml:space="preserve">This is to view the full command line used to launch that process, its owner, and its memory usage. </w:t>
+      </w:r>
+    </w:p>
+    <w:p>
+      <w:pPr>
+        <w:pStyle w:val="ListParagraph"/>
+        <w:numPr>
+          <w:ilvl w:val="3"/>
+          <w:numId w:val="8"/>
+        </w:numPr>
+      </w:pPr>
+      <w:r>
+        <w:t>Step 3: Verify Process Legitimacy:</w:t>
+      </w:r>
+    </w:p>
+    <w:p>
+      <w:pPr>
+        <w:pStyle w:val="ListParagraph"/>
+        <w:numPr>
+          <w:ilvl w:val="4"/>
+          <w:numId w:val="8"/>
+        </w:numPr>
+      </w:pPr>
+      <w:r>
+        <w:t xml:space="preserve">To confirm If the identified process is malicious </w:t>
+      </w:r>
+    </w:p>
+    <w:p>
+      <w:pPr>
+        <w:pStyle w:val="ListParagraph"/>
+        <w:numPr>
+          <w:ilvl w:val="5"/>
+          <w:numId w:val="8"/>
+        </w:numPr>
+      </w:pPr>
+      <w:r>
+        <w:t xml:space="preserve">Check the file location: </w:t>
+      </w:r>
+    </w:p>
+    <w:p>
+      <w:pPr>
+        <w:pStyle w:val="ListParagraph"/>
+        <w:numPr>
+          <w:ilvl w:val="6"/>
+          <w:numId w:val="8"/>
+        </w:numPr>
+      </w:pPr>
+      <w:r>
+        <w:t xml:space="preserve">In windows task manager, right click the process and select Open file location. </w:t>
+      </w:r>
+    </w:p>
+    <w:p>
+      <w:pPr>
+        <w:pStyle w:val="ListParagraph"/>
+        <w:numPr>
+          <w:ilvl w:val="6"/>
+          <w:numId w:val="8"/>
+        </w:numPr>
+      </w:pPr>
+      <w:r>
+        <w:t xml:space="preserve">Malicious files often hid temporary folders like %TEMP% or mimic system names in System32 </w:t>
+      </w:r>
+    </w:p>
+    <w:p>
+      <w:pPr>
+        <w:pStyle w:val="ListParagraph"/>
+        <w:numPr>
+          <w:ilvl w:val="5"/>
+          <w:numId w:val="8"/>
+        </w:numPr>
+      </w:pPr>
+      <w:r>
+        <w:lastRenderedPageBreak/>
+        <w:t>Generate File Hash:</w:t>
+      </w:r>
+    </w:p>
+    <w:p>
+      <w:pPr>
+        <w:pStyle w:val="ListParagraph"/>
+        <w:numPr>
+          <w:ilvl w:val="6"/>
+          <w:numId w:val="8"/>
+        </w:numPr>
+      </w:pPr>
+      <w:r>
+        <w:t>Use PowerShell to run Get-</w:t>
+      </w:r>
+      <w:proofErr w:type="spellStart"/>
+      <w:r>
+        <w:t>FileHash</w:t>
+      </w:r>
+      <w:proofErr w:type="spellEnd"/>
+      <w:r>
+        <w:t xml:space="preserve"> [</w:t>
+      </w:r>
+      <w:proofErr w:type="spellStart"/>
+      <w:r>
+        <w:t>path_to_binary</w:t>
+      </w:r>
+      <w:proofErr w:type="spellEnd"/>
+      <w:r>
+        <w:t xml:space="preserve">] to get its SHA-256 fingerprint. </w:t>
+      </w:r>
+      <w:r>
         <w:t xml:space="preserve"> </w:t>
       </w:r>
     </w:p>
@@ -1250,6 +3299,184 @@
     </w:lvl>
   </w:abstractNum>
   <w:abstractNum w:abstractNumId="2" w15:restartNumberingAfterBreak="0">
+    <w:nsid w:val="20AF1749"/>
+    <w:multiLevelType w:val="hybridMultilevel"/>
+    <w:tmpl w:val="3F90E220"/>
+    <w:lvl w:ilvl="0" w:tplc="04090015">
+      <w:start w:val="1"/>
+      <w:numFmt w:val="upperLetter"/>
+      <w:lvlText w:val="%1."/>
+      <w:lvlJc w:val="left"/>
+      <w:pPr>
+        <w:ind w:left="720" w:hanging="360"/>
+      </w:pPr>
+      <w:rPr>
+        <w:rFonts w:hint="default"/>
+      </w:rPr>
+    </w:lvl>
+    <w:lvl w:ilvl="1" w:tplc="04090019">
+      <w:start w:val="1"/>
+      <w:numFmt w:val="lowerLetter"/>
+      <w:lvlText w:val="%2."/>
+      <w:lvlJc w:val="left"/>
+      <w:pPr>
+        <w:ind w:left="1440" w:hanging="360"/>
+      </w:pPr>
+    </w:lvl>
+    <w:lvl w:ilvl="2" w:tplc="0409001B">
+      <w:start w:val="1"/>
+      <w:numFmt w:val="lowerRoman"/>
+      <w:lvlText w:val="%3."/>
+      <w:lvlJc w:val="right"/>
+      <w:pPr>
+        <w:ind w:left="2160" w:hanging="180"/>
+      </w:pPr>
+    </w:lvl>
+    <w:lvl w:ilvl="3" w:tplc="0409000F" w:tentative="1">
+      <w:start w:val="1"/>
+      <w:numFmt w:val="decimal"/>
+      <w:lvlText w:val="%4."/>
+      <w:lvlJc w:val="left"/>
+      <w:pPr>
+        <w:ind w:left="2880" w:hanging="360"/>
+      </w:pPr>
+    </w:lvl>
+    <w:lvl w:ilvl="4" w:tplc="04090019" w:tentative="1">
+      <w:start w:val="1"/>
+      <w:numFmt w:val="lowerLetter"/>
+      <w:lvlText w:val="%5."/>
+      <w:lvlJc w:val="left"/>
+      <w:pPr>
+        <w:ind w:left="3600" w:hanging="360"/>
+      </w:pPr>
+    </w:lvl>
+    <w:lvl w:ilvl="5" w:tplc="0409001B" w:tentative="1">
+      <w:start w:val="1"/>
+      <w:numFmt w:val="lowerRoman"/>
+      <w:lvlText w:val="%6."/>
+      <w:lvlJc w:val="right"/>
+      <w:pPr>
+        <w:ind w:left="4320" w:hanging="180"/>
+      </w:pPr>
+    </w:lvl>
+    <w:lvl w:ilvl="6" w:tplc="0409000F" w:tentative="1">
+      <w:start w:val="1"/>
+      <w:numFmt w:val="decimal"/>
+      <w:lvlText w:val="%7."/>
+      <w:lvlJc w:val="left"/>
+      <w:pPr>
+        <w:ind w:left="5040" w:hanging="360"/>
+      </w:pPr>
+    </w:lvl>
+    <w:lvl w:ilvl="7" w:tplc="04090019" w:tentative="1">
+      <w:start w:val="1"/>
+      <w:numFmt w:val="lowerLetter"/>
+      <w:lvlText w:val="%8."/>
+      <w:lvlJc w:val="left"/>
+      <w:pPr>
+        <w:ind w:left="5760" w:hanging="360"/>
+      </w:pPr>
+    </w:lvl>
+    <w:lvl w:ilvl="8" w:tplc="0409001B" w:tentative="1">
+      <w:start w:val="1"/>
+      <w:numFmt w:val="lowerRoman"/>
+      <w:lvlText w:val="%9."/>
+      <w:lvlJc w:val="right"/>
+      <w:pPr>
+        <w:ind w:left="6480" w:hanging="180"/>
+      </w:pPr>
+    </w:lvl>
+  </w:abstractNum>
+  <w:abstractNum w:abstractNumId="3" w15:restartNumberingAfterBreak="0">
+    <w:nsid w:val="295677F1"/>
+    <w:multiLevelType w:val="hybridMultilevel"/>
+    <w:tmpl w:val="8B7EDB1C"/>
+    <w:lvl w:ilvl="0" w:tplc="04090015">
+      <w:start w:val="1"/>
+      <w:numFmt w:val="upperLetter"/>
+      <w:lvlText w:val="%1."/>
+      <w:lvlJc w:val="left"/>
+      <w:pPr>
+        <w:ind w:left="720" w:hanging="360"/>
+      </w:pPr>
+      <w:rPr>
+        <w:rFonts w:hint="default"/>
+      </w:rPr>
+    </w:lvl>
+    <w:lvl w:ilvl="1" w:tplc="04090019">
+      <w:start w:val="1"/>
+      <w:numFmt w:val="lowerLetter"/>
+      <w:lvlText w:val="%2."/>
+      <w:lvlJc w:val="left"/>
+      <w:pPr>
+        <w:ind w:left="1440" w:hanging="360"/>
+      </w:pPr>
+    </w:lvl>
+    <w:lvl w:ilvl="2" w:tplc="0409001B">
+      <w:start w:val="1"/>
+      <w:numFmt w:val="lowerRoman"/>
+      <w:lvlText w:val="%3."/>
+      <w:lvlJc w:val="right"/>
+      <w:pPr>
+        <w:ind w:left="2160" w:hanging="180"/>
+      </w:pPr>
+    </w:lvl>
+    <w:lvl w:ilvl="3" w:tplc="0409000F">
+      <w:start w:val="1"/>
+      <w:numFmt w:val="decimal"/>
+      <w:lvlText w:val="%4."/>
+      <w:lvlJc w:val="left"/>
+      <w:pPr>
+        <w:ind w:left="2880" w:hanging="360"/>
+      </w:pPr>
+    </w:lvl>
+    <w:lvl w:ilvl="4" w:tplc="04090019">
+      <w:start w:val="1"/>
+      <w:numFmt w:val="lowerLetter"/>
+      <w:lvlText w:val="%5."/>
+      <w:lvlJc w:val="left"/>
+      <w:pPr>
+        <w:ind w:left="3600" w:hanging="360"/>
+      </w:pPr>
+    </w:lvl>
+    <w:lvl w:ilvl="5" w:tplc="0409001B">
+      <w:start w:val="1"/>
+      <w:numFmt w:val="lowerRoman"/>
+      <w:lvlText w:val="%6."/>
+      <w:lvlJc w:val="right"/>
+      <w:pPr>
+        <w:ind w:left="4320" w:hanging="180"/>
+      </w:pPr>
+    </w:lvl>
+    <w:lvl w:ilvl="6" w:tplc="0409000F">
+      <w:start w:val="1"/>
+      <w:numFmt w:val="decimal"/>
+      <w:lvlText w:val="%7."/>
+      <w:lvlJc w:val="left"/>
+      <w:pPr>
+        <w:ind w:left="5040" w:hanging="360"/>
+      </w:pPr>
+    </w:lvl>
+    <w:lvl w:ilvl="7" w:tplc="04090019" w:tentative="1">
+      <w:start w:val="1"/>
+      <w:numFmt w:val="lowerLetter"/>
+      <w:lvlText w:val="%8."/>
+      <w:lvlJc w:val="left"/>
+      <w:pPr>
+        <w:ind w:left="5760" w:hanging="360"/>
+      </w:pPr>
+    </w:lvl>
+    <w:lvl w:ilvl="8" w:tplc="0409001B" w:tentative="1">
+      <w:start w:val="1"/>
+      <w:numFmt w:val="lowerRoman"/>
+      <w:lvlText w:val="%9."/>
+      <w:lvlJc w:val="right"/>
+      <w:pPr>
+        <w:ind w:left="6480" w:hanging="180"/>
+      </w:pPr>
+    </w:lvl>
+  </w:abstractNum>
+  <w:abstractNum w:abstractNumId="4" w15:restartNumberingAfterBreak="0">
     <w:nsid w:val="59D62995"/>
     <w:multiLevelType w:val="hybridMultilevel"/>
     <w:tmpl w:val="92CAFBC8"/>
@@ -1301,7 +3528,7 @@
         <w:ind w:left="3600" w:hanging="360"/>
       </w:pPr>
     </w:lvl>
-    <w:lvl w:ilvl="5" w:tplc="0409001B" w:tentative="1">
+    <w:lvl w:ilvl="5" w:tplc="0409001B">
       <w:start w:val="1"/>
       <w:numFmt w:val="lowerRoman"/>
       <w:lvlText w:val="%6."/>
@@ -1310,7 +3537,7 @@
         <w:ind w:left="4320" w:hanging="180"/>
       </w:pPr>
     </w:lvl>
-    <w:lvl w:ilvl="6" w:tplc="0409000F" w:tentative="1">
+    <w:lvl w:ilvl="6" w:tplc="0409000F">
       <w:start w:val="1"/>
       <w:numFmt w:val="decimal"/>
       <w:lvlText w:val="%7."/>
@@ -1338,7 +3565,7 @@
       </w:pPr>
     </w:lvl>
   </w:abstractNum>
-  <w:abstractNum w:abstractNumId="3" w15:restartNumberingAfterBreak="0">
+  <w:abstractNum w:abstractNumId="5" w15:restartNumberingAfterBreak="0">
     <w:nsid w:val="618A2F23"/>
     <w:multiLevelType w:val="hybridMultilevel"/>
     <w:tmpl w:val="734C9E2A"/>
@@ -1427,7 +3654,7 @@
       </w:pPr>
     </w:lvl>
   </w:abstractNum>
-  <w:abstractNum w:abstractNumId="4" w15:restartNumberingAfterBreak="0">
+  <w:abstractNum w:abstractNumId="6" w15:restartNumberingAfterBreak="0">
     <w:nsid w:val="62505F0E"/>
     <w:multiLevelType w:val="hybridMultilevel"/>
     <w:tmpl w:val="99F86956"/>
@@ -1516,20 +3743,118 @@
       </w:pPr>
     </w:lvl>
   </w:abstractNum>
+  <w:abstractNum w:abstractNumId="7" w15:restartNumberingAfterBreak="0">
+    <w:nsid w:val="642766B2"/>
+    <w:multiLevelType w:val="hybridMultilevel"/>
+    <w:tmpl w:val="FF6A0CBE"/>
+    <w:lvl w:ilvl="0" w:tplc="D0109636">
+      <w:start w:val="1"/>
+      <w:numFmt w:val="upperLetter"/>
+      <w:lvlText w:val="%1&gt;"/>
+      <w:lvlJc w:val="left"/>
+      <w:pPr>
+        <w:ind w:left="720" w:hanging="360"/>
+      </w:pPr>
+      <w:rPr>
+        <w:rFonts w:hint="default"/>
+      </w:rPr>
+    </w:lvl>
+    <w:lvl w:ilvl="1" w:tplc="04090019" w:tentative="1">
+      <w:start w:val="1"/>
+      <w:numFmt w:val="lowerLetter"/>
+      <w:lvlText w:val="%2."/>
+      <w:lvlJc w:val="left"/>
+      <w:pPr>
+        <w:ind w:left="1440" w:hanging="360"/>
+      </w:pPr>
+    </w:lvl>
+    <w:lvl w:ilvl="2" w:tplc="0409001B" w:tentative="1">
+      <w:start w:val="1"/>
+      <w:numFmt w:val="lowerRoman"/>
+      <w:lvlText w:val="%3."/>
+      <w:lvlJc w:val="right"/>
+      <w:pPr>
+        <w:ind w:left="2160" w:hanging="180"/>
+      </w:pPr>
+    </w:lvl>
+    <w:lvl w:ilvl="3" w:tplc="0409000F" w:tentative="1">
+      <w:start w:val="1"/>
+      <w:numFmt w:val="decimal"/>
+      <w:lvlText w:val="%4."/>
+      <w:lvlJc w:val="left"/>
+      <w:pPr>
+        <w:ind w:left="2880" w:hanging="360"/>
+      </w:pPr>
+    </w:lvl>
+    <w:lvl w:ilvl="4" w:tplc="04090019" w:tentative="1">
+      <w:start w:val="1"/>
+      <w:numFmt w:val="lowerLetter"/>
+      <w:lvlText w:val="%5."/>
+      <w:lvlJc w:val="left"/>
+      <w:pPr>
+        <w:ind w:left="3600" w:hanging="360"/>
+      </w:pPr>
+    </w:lvl>
+    <w:lvl w:ilvl="5" w:tplc="0409001B" w:tentative="1">
+      <w:start w:val="1"/>
+      <w:numFmt w:val="lowerRoman"/>
+      <w:lvlText w:val="%6."/>
+      <w:lvlJc w:val="right"/>
+      <w:pPr>
+        <w:ind w:left="4320" w:hanging="180"/>
+      </w:pPr>
+    </w:lvl>
+    <w:lvl w:ilvl="6" w:tplc="0409000F" w:tentative="1">
+      <w:start w:val="1"/>
+      <w:numFmt w:val="decimal"/>
+      <w:lvlText w:val="%7."/>
+      <w:lvlJc w:val="left"/>
+      <w:pPr>
+        <w:ind w:left="5040" w:hanging="360"/>
+      </w:pPr>
+    </w:lvl>
+    <w:lvl w:ilvl="7" w:tplc="04090019" w:tentative="1">
+      <w:start w:val="1"/>
+      <w:numFmt w:val="lowerLetter"/>
+      <w:lvlText w:val="%8."/>
+      <w:lvlJc w:val="left"/>
+      <w:pPr>
+        <w:ind w:left="5760" w:hanging="360"/>
+      </w:pPr>
+    </w:lvl>
+    <w:lvl w:ilvl="8" w:tplc="0409001B" w:tentative="1">
+      <w:start w:val="1"/>
+      <w:numFmt w:val="lowerRoman"/>
+      <w:lvlText w:val="%9."/>
+      <w:lvlJc w:val="right"/>
+      <w:pPr>
+        <w:ind w:left="6480" w:hanging="180"/>
+      </w:pPr>
+    </w:lvl>
+  </w:abstractNum>
   <w:num w:numId="1" w16cid:durableId="810942851">
-    <w:abstractNumId w:val="3"/>
+    <w:abstractNumId w:val="5"/>
   </w:num>
   <w:num w:numId="2" w16cid:durableId="303851263">
     <w:abstractNumId w:val="0"/>
   </w:num>
   <w:num w:numId="3" w16cid:durableId="169953960">
-    <w:abstractNumId w:val="2"/>
+    <w:abstractNumId w:val="4"/>
   </w:num>
   <w:num w:numId="4" w16cid:durableId="2064743714">
-    <w:abstractNumId w:val="4"/>
+    <w:abstractNumId w:val="6"/>
   </w:num>
   <w:num w:numId="5" w16cid:durableId="1156843980">
     <w:abstractNumId w:val="1"/>
+  </w:num>
+  <w:num w:numId="6" w16cid:durableId="263540877">
+    <w:abstractNumId w:val="7"/>
+  </w:num>
+  <w:num w:numId="7" w16cid:durableId="291516529">
+    <w:abstractNumId w:val="2"/>
+  </w:num>
+  <w:num w:numId="8" w16cid:durableId="142891502">
+    <w:abstractNumId w:val="3"/>
   </w:num>
 </w:numbering>
 </file>
@@ -2137,6 +4462,7 @@
   <w:style w:type="character" w:default="1" w:styleId="DefaultParagraphFont">
     <w:name w:val="Default Paragraph Font"/>
     <w:uiPriority w:val="1"/>
+    <w:semiHidden/>
     <w:unhideWhenUsed/>
   </w:style>
   <w:style w:type="table" w:default="1" w:styleId="TableNormal">
